--- a/frontend/static/hlpvtemplatestart.docx
+++ b/frontend/static/hlpvtemplatestart.docx
@@ -278,7 +278,7 @@
         <w:rPr>
           <w:highlight w:val="yellow"/>
         </w:rPr>
-        <w:t xml:space="preserve">                 (use style: no spacing)</w:t>
+        <w:t xml:space="preserve">                 </w:t>
       </w:r>
     </w:p>
     <w:p>
@@ -438,12 +438,6 @@
       </w:r>
       <w:r>
         <w:t xml:space="preserve"> </w:t>
-      </w:r>
-      <w:r>
-        <w:rPr>
-          <w:highlight w:val="yellow"/>
-        </w:rPr>
-        <w:t>(normal)</w:t>
       </w:r>
     </w:p>
     <w:p>
@@ -758,33 +752,7 @@
                 <w:ilvl w:val="0"/>
                 <w:numId w:val="5"/>
               </w:numPr>
-              <w:spacing w:after="160" w:line="276" w:lineRule="auto"/>
-              <w:rPr>
-                <w:highlight w:val="yellow"/>
-              </w:rPr>
-            </w:pPr>
-            <w:r>
-              <w:rPr>
-                <w:highlight w:val="yellow"/>
-              </w:rPr>
-              <w:t>X</w:t>
-            </w:r>
-            <w:r>
-              <w:rPr>
-                <w:highlight w:val="yellow"/>
-              </w:rPr>
-              <w:t>xx</w:t>
-            </w:r>
-            <w:r>
-              <w:rPr>
-                <w:highlight w:val="yellow"/>
-              </w:rPr>
-              <w:t xml:space="preserve"> (style: list paragraph)</w:t>
-            </w:r>
-          </w:p>
-          <w:p>
-            <w:pPr>
-              <w:spacing w:after="120"/>
+              <w:spacing w:line="276" w:lineRule="auto"/>
             </w:pPr>
           </w:p>
         </w:tc>
@@ -898,7 +866,6 @@
               <w:spacing w:after="120"/>
             </w:pPr>
             <w:r>
-              <w:lastRenderedPageBreak/>
               <w:t xml:space="preserve">Principle of development </w:t>
             </w:r>
           </w:p>
@@ -945,6 +912,7 @@
               <w:spacing w:after="120"/>
             </w:pPr>
             <w:r>
+              <w:lastRenderedPageBreak/>
               <w:t>Landscape and visual</w:t>
             </w:r>
           </w:p>
@@ -1279,12 +1247,14 @@
         </w:rPr>
         <w:t xml:space="preserve">t. +44 (0) </w:t>
       </w:r>
+      <w:proofErr w:type="spellStart"/>
       <w:r>
         <w:rPr>
           <w:highlight w:val="yellow"/>
         </w:rPr>
         <w:t>xxxxx</w:t>
       </w:r>
+      <w:proofErr w:type="spellEnd"/>
     </w:p>
     <w:p/>
     <w:sectPr>
